--- a/templates/W3-61-22H.docx
+++ b/templates/W3-61-22H.docx
@@ -198,7 +198,7 @@
           <w:sz w:val="28"/>
           <w:szCs w:val="28"/>
         </w:rPr>
-        <w:t>□初檢</w:t>
+        <w:t>{{FIRSTCK}}初檢</w:t>
       </w:r>
       <w:r>
         <w:rPr>
@@ -214,7 +214,7 @@
           <w:sz w:val="28"/>
           <w:szCs w:val="28"/>
         </w:rPr>
-        <w:t>□複檢</w:t>
+        <w:t>{{RECK}}複檢</w:t>
       </w:r>
       <w:r>
         <w:rPr>

--- a/templates/W3-61-22H.docx
+++ b/templates/W3-61-22H.docx
@@ -88,7 +88,7 @@
                 <w:sz w:val="28"/>
                 <w:szCs w:val="28"/>
               </w:rPr>
-              <w:t>□竣工</w:t>
+              <w:t>{{CKBOXC}}竣工</w:t>
             </w:r>
           </w:p>
           <w:p>
@@ -112,7 +112,7 @@
                 <w:sz w:val="28"/>
                 <w:szCs w:val="28"/>
               </w:rPr>
-              <w:t>□變更□重新</w:t>
+              <w:t>{{CKBOXM}}變更{{CKBOXR}}重新</w:t>
             </w:r>
           </w:p>
         </w:tc>

--- a/templates/W3-61-22H.docx
+++ b/templates/W3-61-22H.docx
@@ -15600,7 +15600,7 @@
                 <w:color w:val="000000" w:themeColor="text1"/>
                 <w:sz w:val="20"/>
               </w:rPr>
-              <w:t xml:space="preserve">□1.</w:t>
+              <w:t xml:space="preserve">■1.</w:t>
             </w:r>
             <w:r>
               <w:rPr>

--- a/templates/W3-61-22H.docx
+++ b/templates/W3-61-22H.docx
@@ -49,7 +49,7 @@
                 <w:sz w:val="28"/>
                 <w:szCs w:val="28"/>
               </w:rPr>
-              <w:t xml:space="preserve">({{ORG}})         </w:t>
+              <w:t xml:space="preserve">{{ORG}}         </w:t>
             </w:r>
             <w:r>
               <w:rPr>
